--- a/backend/generated_resumes/resume_2_professional.docx
+++ b/backend/generated_resumes/resume_2_professional.docx
@@ -27,6 +27,93 @@
           <w:sz w:val="18"/>
         </w:rPr>
         <w:t>📧 alabdullahmeshari92@gmail.com  |  📱 +966 55 642 5257  |  💼 See resume header  |  💻 See resume header</w:t>
+      </w:r>
+    </w:p>
+    <w:p>
+      <w:pPr>
+        <w:spacing w:before="40" w:after="40"/>
+        <w:pBdr>
+          <w:bottom w:val="single" w:sz="6" w:space="1" w:color="2C3E50"/>
+        </w:pBdr>
+      </w:pPr>
+    </w:p>
+    <w:p>
+      <w:pPr>
+        <w:spacing w:before="160" w:after="80"/>
+      </w:pPr>
+      <w:r>
+        <w:rPr>
+          <w:rFonts w:ascii="Calibri" w:hAnsi="Calibri"/>
+          <w:b/>
+          <w:color w:val="2C3E50"/>
+          <w:sz w:val="22"/>
+        </w:rPr>
+        <w:t>PROFESSIONAL SUMMARY</w:t>
+      </w:r>
+    </w:p>
+    <w:p>
+      <w:r>
+        <w:rPr>
+          <w:sz w:val="20"/>
+        </w:rPr>
+        <w:t>Highly motivated full stack developer with a strong foundation in software development, system analysis, and design, seeking to leverage my skills in React, Node.js, and SQL to drive innovation and growth in a dynamic organization. With a solid understanding of Agile and Scrum methodologies, I am well-equipped to collaborate with cross-functional teams to deliver high-quality solutions. My experience in building real-time chat systems and full-stack projects has prepared me to tackle complex challenges and drive results-driven solutions.</w:t>
+      </w:r>
+    </w:p>
+    <w:p>
+      <w:pPr>
+        <w:spacing w:before="40" w:after="40"/>
+        <w:pBdr>
+          <w:bottom w:val="single" w:sz="6" w:space="1" w:color="2C3E50"/>
+        </w:pBdr>
+      </w:pPr>
+    </w:p>
+    <w:p>
+      <w:pPr>
+        <w:spacing w:before="160" w:after="80"/>
+      </w:pPr>
+      <w:r>
+        <w:rPr>
+          <w:rFonts w:ascii="Calibri" w:hAnsi="Calibri"/>
+          <w:b/>
+          <w:color w:val="2C3E50"/>
+          <w:sz w:val="22"/>
+        </w:rPr>
+        <w:t>WORK EXPERIENCE</w:t>
+      </w:r>
+    </w:p>
+    <w:p>
+      <w:pPr>
+        <w:spacing w:before="80"/>
+      </w:pPr>
+      <w:r>
+        <w:rPr>
+          <w:rFonts w:ascii="Calibri" w:hAnsi="Calibri"/>
+          <w:b/>
+          <w:sz w:val="20"/>
+        </w:rPr>
+        <w:t>Full Stack Developer | Tuwaiq Academy</w:t>
+      </w:r>
+    </w:p>
+    <w:p>
+      <w:r>
+        <w:rPr>
+          <w:rFonts w:ascii="Calibri" w:hAnsi="Calibri"/>
+          <w:color w:val="3498DB"/>
+          <w:sz w:val="18"/>
+        </w:rPr>
+        <w:t>📅 9 months</w:t>
+      </w:r>
+    </w:p>
+    <w:p>
+      <w:pPr>
+        <w:pStyle w:val="ListBullet"/>
+      </w:pPr>
+      <w:r>
+        <w:rPr>
+          <w:rFonts w:ascii="Calibri" w:hAnsi="Calibri"/>
+          <w:sz w:val="19"/>
+        </w:rPr>
+        <w:t>Designed and developed a real estate finance service website using React, Node.js, and SQL, collaborating with backend and business teams to align requirements and deliver a high-quality solution. Utilized Agile and Scrum methodologies to ensure efficient project management and timely delivery.</w:t>
       </w:r>
     </w:p>
     <w:p>
@@ -119,114 +206,14 @@
           <w:b/>
           <w:sz w:val="19"/>
         </w:rPr>
-        <w:t xml:space="preserve">Programming Languages: </w:t>
+        <w:t xml:space="preserve">Technical Skills: </w:t>
       </w:r>
       <w:r>
         <w:rPr>
           <w:rFonts w:ascii="Calibri" w:hAnsi="Calibri"/>
           <w:sz w:val="19"/>
         </w:rPr>
-        <w:t>Python, Java, JavaScript, C</w:t>
-      </w:r>
-    </w:p>
-    <w:p>
-      <w:pPr>
-        <w:spacing w:before="60"/>
-      </w:pPr>
-      <w:r>
-        <w:rPr>
-          <w:rFonts w:ascii="Calibri" w:hAnsi="Calibri"/>
-          <w:b/>
-          <w:sz w:val="19"/>
-        </w:rPr>
-        <w:t xml:space="preserve">Web Frontend: </w:t>
-      </w:r>
-      <w:r>
-        <w:rPr>
-          <w:rFonts w:ascii="Calibri" w:hAnsi="Calibri"/>
-          <w:sz w:val="19"/>
-        </w:rPr>
-        <w:t>React, Next.js, Redux</w:t>
-      </w:r>
-    </w:p>
-    <w:p>
-      <w:pPr>
-        <w:spacing w:before="60"/>
-      </w:pPr>
-      <w:r>
-        <w:rPr>
-          <w:rFonts w:ascii="Calibri" w:hAnsi="Calibri"/>
-          <w:b/>
-          <w:sz w:val="19"/>
-        </w:rPr>
-        <w:t xml:space="preserve">Web Backend: </w:t>
-      </w:r>
-      <w:r>
-        <w:rPr>
-          <w:rFonts w:ascii="Calibri" w:hAnsi="Calibri"/>
-          <w:sz w:val="19"/>
-        </w:rPr>
-        <w:t>Node.js, Django, Flask, Fast API</w:t>
-      </w:r>
-    </w:p>
-    <w:p>
-      <w:pPr>
-        <w:spacing w:before="60"/>
-      </w:pPr>
-      <w:r>
-        <w:rPr>
-          <w:rFonts w:ascii="Calibri" w:hAnsi="Calibri"/>
-          <w:b/>
-          <w:sz w:val="19"/>
-        </w:rPr>
-        <w:t xml:space="preserve">Databases: </w:t>
-      </w:r>
-      <w:r>
-        <w:rPr>
-          <w:rFonts w:ascii="Calibri" w:hAnsi="Calibri"/>
-          <w:sz w:val="19"/>
-        </w:rPr>
-        <w:t>SQL, PostgreSQL, MySQL</w:t>
-      </w:r>
-    </w:p>
-    <w:p>
-      <w:pPr>
-        <w:spacing w:before="60"/>
-      </w:pPr>
-      <w:r>
-        <w:rPr>
-          <w:rFonts w:ascii="Calibri" w:hAnsi="Calibri"/>
-          <w:b/>
-          <w:sz w:val="19"/>
-        </w:rPr>
-        <w:t xml:space="preserve">Cloud &amp; DevOps: </w:t>
-      </w:r>
-      <w:r>
-        <w:rPr>
-          <w:rFonts w:ascii="Calibri" w:hAnsi="Calibri"/>
-          <w:sz w:val="19"/>
-        </w:rPr>
-        <w:t>Docker, Kubernetes, OpenShift, Linux, Ubuntu, Mac</w:t>
-      </w:r>
-    </w:p>
-    <w:p>
-      <w:pPr>
-        <w:spacing w:before="60"/>
-      </w:pPr>
-      <w:r>
-        <w:rPr>
-          <w:rFonts w:ascii="Calibri" w:hAnsi="Calibri"/>
-          <w:b/>
-          <w:sz w:val="19"/>
-        </w:rPr>
-        <w:t xml:space="preserve">Tools &amp; Technologies: </w:t>
-      </w:r>
-      <w:r>
-        <w:rPr>
-          <w:rFonts w:ascii="Calibri" w:hAnsi="Calibri"/>
-          <w:sz w:val="19"/>
-        </w:rPr>
-        <w:t>GitHub, Agile, Scrum, UML, ERP, Odoo</w:t>
+        <w:t>React, Node.js, SQL, JavaScript, Python, Django</w:t>
       </w:r>
     </w:p>
     <w:p>
